--- a/EXPORTS/DOCX/published/niveau3/Dutch/WMLeiden.docx
+++ b/EXPORTS/DOCX/published/niveau3/Dutch/WMLeiden.docx
@@ -568,7 +568,7 @@
           <w:sz w:val="24"/>
           <w:u w:val="single"/>
         </w:rPr>
-        <w:hyperlink r:id="rId10" w:history="1">
+        <w:hyperlink r:id="rId11" w:history="1">
           <w:r>
             <w:rPr>
               <w:rStyle w:val="Hyperlink"/>
@@ -586,7 +586,7 @@
           <w:sz w:val="24"/>
           <w:u w:val="single"/>
         </w:rPr>
-        <w:hyperlink r:id="rId10" w:history="1">
+        <w:hyperlink r:id="rId11" w:history="1">
           <w:r>
             <w:rPr>
               <w:rStyle w:val="Hyperlink"/>
@@ -604,7 +604,7 @@
           <w:sz w:val="24"/>
           <w:u w:val="single"/>
         </w:rPr>
-        <w:hyperlink r:id="rId10" w:history="1">
+        <w:hyperlink r:id="rId11" w:history="1">
           <w:r>
             <w:rPr>
               <w:rStyle w:val="Hyperlink"/>
@@ -651,7 +651,7 @@
           <w:sz w:val="24"/>
           <w:u w:val="single"/>
         </w:rPr>
-        <w:hyperlink r:id="rId11" w:history="1">
+        <w:hyperlink r:id="rId10" w:history="1">
           <w:r>
             <w:rPr>
               <w:rStyle w:val="Hyperlink"/>
@@ -669,7 +669,7 @@
           <w:sz w:val="24"/>
           <w:u w:val="single"/>
         </w:rPr>
-        <w:hyperlink r:id="rId11" w:history="1">
+        <w:hyperlink r:id="rId10" w:history="1">
           <w:r>
             <w:rPr>
               <w:rStyle w:val="Hyperlink"/>
@@ -687,7 +687,7 @@
           <w:sz w:val="24"/>
           <w:u w:val="single"/>
         </w:rPr>
-        <w:hyperlink r:id="rId11" w:history="1">
+        <w:hyperlink r:id="rId10" w:history="1">
           <w:r>
             <w:rPr>
               <w:rStyle w:val="Hyperlink"/>
@@ -716,7 +716,7 @@
           <w:sz w:val="24"/>
           <w:u w:val="single"/>
         </w:rPr>
-        <w:hyperlink r:id="rId11" w:history="1">
+        <w:hyperlink r:id="rId10" w:history="1">
           <w:r>
             <w:rPr>
               <w:rStyle w:val="Hyperlink"/>
@@ -772,7 +772,42 @@
           <w:color w:val="000000"/>
           <w:sz w:val="24"/>
         </w:rPr>
-        <w:t>afisch Museum</w:t>
+        <w:hyperlink r:id="rId11" w:history="1">
+          <w:r>
+            <w:rPr>
+              <w:rStyle w:val="Hyperlink"/>
+            </w:rPr>
+            <w:t>afisch Mus</w:t>
+          </w:r>
+        </w:hyperlink>
+      </w:r>
+      <w:r>
+        <w:rPr>
+          <w:rFonts w:ascii="Charis SIL Regular" w:hAnsi="Charis SIL Regular" w:eastAsia="Charis SIL Regular"/>
+          <w:b w:val="0"/>
+          <w:i w:val="0"/>
+          <w:color w:val="000000"/>
+          <w:sz w:val="24"/>
+        </w:rPr>
+        <w:hyperlink r:id="rId11" w:history="1">
+          <w:r>
+            <w:rPr>
+              <w:rStyle w:val="Hyperlink"/>
+            </w:rPr>
+            <w:t>e</w:t>
+          </w:r>
+        </w:hyperlink>
+      </w:r>
+      <w:r>
+        <w:rPr>
+          <w:u w:val="single" w:color="0000ff"/>
+          <w:rFonts w:ascii="Charis SIL Regular" w:hAnsi="Charis SIL Regular" w:eastAsia="Charis SIL Regular"/>
+          <w:b w:val="0"/>
+          <w:i w:val="0"/>
+          <w:color w:val="000000"/>
+          <w:sz w:val="24"/>
+        </w:rPr>
+        <w:t>um</w:t>
       </w:r>
       <w:r>
         <w:rPr>
@@ -806,7 +841,7 @@
             <w:rPr>
               <w:rStyle w:val="Hyperlink"/>
             </w:rPr>
-            <w:t>der deze l</w:t>
+            <w:t>der deze la</w:t>
           </w:r>
         </w:hyperlink>
       </w:r>
@@ -818,7 +853,7 @@
           <w:color w:val="000000"/>
           <w:sz w:val="24"/>
         </w:rPr>
-        <w:t xml:space="preserve">aatste groep objecten bevonden zich ook </w:t>
+        <w:t xml:space="preserve">atste groep objecten bevonden zich ook </w:t>
       </w:r>
       <w:r>
         <w:rPr>
@@ -2613,7 +2648,7 @@
           <w:sz w:val="24"/>
           <w:u w:val="single"/>
         </w:rPr>
-        <w:t>Etnografisch Muse</w:t>
+        <w:t>Etnografisch Museu</w:t>
       </w:r>
       <w:r>
         <w:rPr>
@@ -2624,7 +2659,7 @@
           <w:sz w:val="24"/>
           <w:u w:val="single"/>
         </w:rPr>
-        <w:t>u</w:t>
+        <w:t>m Arti</w:t>
       </w:r>
       <w:r>
         <w:rPr>
@@ -2633,9 +2668,8 @@
           <w:i w:val="0"/>
           <w:color w:val="0000FF"/>
           <w:sz w:val="24"/>
-          <w:u w:val="single"/>
-        </w:rPr>
-        <w:t>m Artis</w:t>
+        </w:rPr>
+        <w:t>s</w:t>
       </w:r>
       <w:r>
         <w:br/>
@@ -3287,7 +3321,7 @@
           <w:sz w:val="24"/>
           <w:u w:val="single"/>
         </w:rPr>
-        <w:hyperlink r:id="rId17" w:history="1">
+        <w:hyperlink r:id="rId18" w:history="1">
           <w:r>
             <w:rPr>
               <w:rStyle w:val="Hyperlink"/>
@@ -3305,7 +3339,7 @@
           <w:sz w:val="24"/>
           <w:u w:val="single"/>
         </w:rPr>
-        <w:hyperlink r:id="rId17" w:history="1">
+        <w:hyperlink r:id="rId18" w:history="1">
           <w:r>
             <w:rPr>
               <w:rStyle w:val="Hyperlink"/>

--- a/EXPORTS/DOCX/published/niveau3/Dutch/WMLeiden.docx
+++ b/EXPORTS/DOCX/published/niveau3/Dutch/WMLeiden.docx
@@ -568,7 +568,7 @@
           <w:sz w:val="24"/>
           <w:u w:val="single"/>
         </w:rPr>
-        <w:hyperlink r:id="rId11" w:history="1">
+        <w:hyperlink r:id="rId10" w:history="1">
           <w:r>
             <w:rPr>
               <w:rStyle w:val="Hyperlink"/>
@@ -586,7 +586,7 @@
           <w:sz w:val="24"/>
           <w:u w:val="single"/>
         </w:rPr>
-        <w:hyperlink r:id="rId11" w:history="1">
+        <w:hyperlink r:id="rId10" w:history="1">
           <w:r>
             <w:rPr>
               <w:rStyle w:val="Hyperlink"/>
@@ -604,7 +604,7 @@
           <w:sz w:val="24"/>
           <w:u w:val="single"/>
         </w:rPr>
-        <w:hyperlink r:id="rId11" w:history="1">
+        <w:hyperlink r:id="rId10" w:history="1">
           <w:r>
             <w:rPr>
               <w:rStyle w:val="Hyperlink"/>
@@ -651,7 +651,7 @@
           <w:sz w:val="24"/>
           <w:u w:val="single"/>
         </w:rPr>
-        <w:hyperlink r:id="rId10" w:history="1">
+        <w:hyperlink r:id="rId11" w:history="1">
           <w:r>
             <w:rPr>
               <w:rStyle w:val="Hyperlink"/>
@@ -669,7 +669,7 @@
           <w:sz w:val="24"/>
           <w:u w:val="single"/>
         </w:rPr>
-        <w:hyperlink r:id="rId10" w:history="1">
+        <w:hyperlink r:id="rId11" w:history="1">
           <w:r>
             <w:rPr>
               <w:rStyle w:val="Hyperlink"/>
@@ -687,7 +687,7 @@
           <w:sz w:val="24"/>
           <w:u w:val="single"/>
         </w:rPr>
-        <w:hyperlink r:id="rId10" w:history="1">
+        <w:hyperlink r:id="rId11" w:history="1">
           <w:r>
             <w:rPr>
               <w:rStyle w:val="Hyperlink"/>
@@ -716,7 +716,7 @@
           <w:sz w:val="24"/>
           <w:u w:val="single"/>
         </w:rPr>
-        <w:hyperlink r:id="rId10" w:history="1">
+        <w:hyperlink r:id="rId11" w:history="1">
           <w:r>
             <w:rPr>
               <w:rStyle w:val="Hyperlink"/>
@@ -772,42 +772,7 @@
           <w:color w:val="000000"/>
           <w:sz w:val="24"/>
         </w:rPr>
-        <w:hyperlink r:id="rId11" w:history="1">
-          <w:r>
-            <w:rPr>
-              <w:rStyle w:val="Hyperlink"/>
-            </w:rPr>
-            <w:t>afisch Mus</w:t>
-          </w:r>
-        </w:hyperlink>
-      </w:r>
-      <w:r>
-        <w:rPr>
-          <w:rFonts w:ascii="Charis SIL Regular" w:hAnsi="Charis SIL Regular" w:eastAsia="Charis SIL Regular"/>
-          <w:b w:val="0"/>
-          <w:i w:val="0"/>
-          <w:color w:val="000000"/>
-          <w:sz w:val="24"/>
-        </w:rPr>
-        <w:hyperlink r:id="rId11" w:history="1">
-          <w:r>
-            <w:rPr>
-              <w:rStyle w:val="Hyperlink"/>
-            </w:rPr>
-            <w:t>e</w:t>
-          </w:r>
-        </w:hyperlink>
-      </w:r>
-      <w:r>
-        <w:rPr>
-          <w:u w:val="single" w:color="0000ff"/>
-          <w:rFonts w:ascii="Charis SIL Regular" w:hAnsi="Charis SIL Regular" w:eastAsia="Charis SIL Regular"/>
-          <w:b w:val="0"/>
-          <w:i w:val="0"/>
-          <w:color w:val="000000"/>
-          <w:sz w:val="24"/>
-        </w:rPr>
-        <w:t>um</w:t>
+        <w:t>afisch Museum</w:t>
       </w:r>
       <w:r>
         <w:rPr>
@@ -841,7 +806,7 @@
             <w:rPr>
               <w:rStyle w:val="Hyperlink"/>
             </w:rPr>
-            <w:t>der deze la</w:t>
+            <w:t>der deze l</w:t>
           </w:r>
         </w:hyperlink>
       </w:r>
@@ -853,7 +818,7 @@
           <w:color w:val="000000"/>
           <w:sz w:val="24"/>
         </w:rPr>
-        <w:t xml:space="preserve">atste groep objecten bevonden zich ook </w:t>
+        <w:t xml:space="preserve">aatste groep objecten bevonden zich ook </w:t>
       </w:r>
       <w:r>
         <w:rPr>
@@ -3321,7 +3286,7 @@
           <w:sz w:val="24"/>
           <w:u w:val="single"/>
         </w:rPr>
-        <w:hyperlink r:id="rId18" w:history="1">
+        <w:hyperlink r:id="rId17" w:history="1">
           <w:r>
             <w:rPr>
               <w:rStyle w:val="Hyperlink"/>
@@ -3339,7 +3304,7 @@
           <w:sz w:val="24"/>
           <w:u w:val="single"/>
         </w:rPr>
-        <w:hyperlink r:id="rId18" w:history="1">
+        <w:hyperlink r:id="rId17" w:history="1">
           <w:r>
             <w:rPr>
               <w:rStyle w:val="Hyperlink"/>
@@ -3368,7 +3333,7 @@
           <w:sz w:val="24"/>
           <w:u w:val="single"/>
         </w:rPr>
-        <w:hyperlink r:id="rId18" w:history="1">
+        <w:hyperlink r:id="rId17" w:history="1">
           <w:r>
             <w:rPr>
               <w:rStyle w:val="Hyperlink"/>
@@ -3516,7 +3481,7 @@
           <w:sz w:val="24"/>
           <w:u w:val="single"/>
         </w:rPr>
-        <w:hyperlink r:id="rId19" w:history="1">
+        <w:hyperlink r:id="rId18" w:history="1">
           <w:r>
             <w:rPr>
               <w:rStyle w:val="Hyperlink"/>
@@ -3534,7 +3499,7 @@
           <w:sz w:val="24"/>
           <w:u w:val="single"/>
         </w:rPr>
-        <w:hyperlink r:id="rId19" w:history="1">
+        <w:hyperlink r:id="rId18" w:history="1">
           <w:r>
             <w:rPr>
               <w:rStyle w:val="Hyperlink"/>
@@ -3552,7 +3517,7 @@
           <w:sz w:val="24"/>
           <w:u w:val="single"/>
         </w:rPr>
-        <w:hyperlink r:id="rId19" w:history="1">
+        <w:hyperlink r:id="rId18" w:history="1">
           <w:r>
             <w:rPr>
               <w:rStyle w:val="Hyperlink"/>
@@ -3570,7 +3535,7 @@
           <w:sz w:val="24"/>
           <w:u w:val="single"/>
         </w:rPr>
-        <w:hyperlink r:id="rId19" w:history="1">
+        <w:hyperlink r:id="rId18" w:history="1">
           <w:r>
             <w:rPr>
               <w:rStyle w:val="Hyperlink"/>
